--- a/диздок C++.docx
+++ b/диздок C++.docx
@@ -251,7 +251,13 @@
         <w:rPr>
           <w:rFonts w:ascii="Comic Sans MS" w:hAnsi="Comic Sans MS"/>
         </w:rPr>
-        <w:t>Текстовый интерфейс в консоли. Все реализовано в текстовом интерфейсе: описание локаций и клиентов, эмоциональные реплики гостей, сюжетные вставки с диалогами, индикаторы терпения и счетчик инвентаря</w:t>
+        <w:t xml:space="preserve">Текстовый интерфейс в консоли. Все реализовано в текстовом интерфейсе: описание локаций и клиентов, эмоциональные реплики гостей, сюжетные вставки с диалогами, индикаторы терпения и счетчик </w:t>
+      </w:r>
+      <w:r>
+        <w:rPr>
+          <w:rFonts w:ascii="Comic Sans MS" w:hAnsi="Comic Sans MS"/>
+        </w:rPr>
+        <w:t>инвентаря, когда они нужны, также отображаются в текстовом формате</w:t>
       </w:r>
       <w:r>
         <w:rPr>
@@ -447,7 +453,31 @@
         <w:rPr>
           <w:rFonts w:ascii="Comic Sans MS" w:hAnsi="Comic Sans MS"/>
         </w:rPr>
-        <w:t>На каждом этаже располагается кухня, где повар соединяет ингредиенты по рецепту, и подсобка, где хранятся ингредиенты. Также на втором этаже в подсобке есть закрытая дверь, ключ к которой открывает концовку, которую можно получить, если правильно обслужить клиента на втором этаже.</w:t>
+        <w:t xml:space="preserve">На каждом этаже располагается кухня, где повар соединяет ингредиенты по рецепту, и </w:t>
+      </w:r>
+      <w:r>
+        <w:rPr>
+          <w:rFonts w:ascii="Comic Sans MS" w:hAnsi="Comic Sans MS"/>
+        </w:rPr>
+        <w:t>склад</w:t>
+      </w:r>
+      <w:r>
+        <w:rPr>
+          <w:rFonts w:ascii="Comic Sans MS" w:hAnsi="Comic Sans MS"/>
+        </w:rPr>
+        <w:t>, где хранятся ингре</w:t>
+      </w:r>
+      <w:r>
+        <w:rPr>
+          <w:rFonts w:ascii="Comic Sans MS" w:hAnsi="Comic Sans MS"/>
+        </w:rPr>
+        <w:t>диенты. Также на втором этаже на складе</w:t>
+      </w:r>
+      <w:r>
+        <w:rPr>
+          <w:rFonts w:ascii="Comic Sans MS" w:hAnsi="Comic Sans MS"/>
+        </w:rPr>
+        <w:t xml:space="preserve"> есть закрытая дверь, ключ к которой открывает концовку, которую можно получить, если правильно обслужить клиента на втором этаже.</w:t>
       </w:r>
     </w:p>
     <w:p>
@@ -473,7 +503,19 @@
         <w:rPr>
           <w:rFonts w:ascii="Comic Sans MS" w:hAnsi="Comic Sans MS"/>
         </w:rPr>
-        <w:t>По ходу прохождения герой находит три компонента его нового рецепта, к</w:t>
+        <w:t>По ходу прохождения герой находит три компонента его нового рецепта</w:t>
+      </w:r>
+      <w:r>
+        <w:rPr>
+          <w:rFonts w:ascii="Comic Sans MS" w:hAnsi="Comic Sans MS"/>
+        </w:rPr>
+        <w:t xml:space="preserve"> (пропустить их невозможно)</w:t>
+      </w:r>
+      <w:r>
+        <w:rPr>
+          <w:rFonts w:ascii="Comic Sans MS" w:hAnsi="Comic Sans MS"/>
+        </w:rPr>
+        <w:t>, к</w:t>
       </w:r>
       <w:r>
         <w:rPr>
@@ -575,7 +617,19 @@
         <w:rPr>
           <w:rFonts w:ascii="Comic Sans MS" w:hAnsi="Comic Sans MS"/>
         </w:rPr>
-        <w:t>возможно и других элементах дальних углов подсобки. Герой решает сохранить интересный ингредиент, оставит на потом</w:t>
+        <w:t xml:space="preserve">возможно и других элементах дальних углов </w:t>
+      </w:r>
+      <w:r>
+        <w:rPr>
+          <w:rFonts w:ascii="Comic Sans MS" w:hAnsi="Comic Sans MS"/>
+        </w:rPr>
+        <w:t>склада</w:t>
+      </w:r>
+      <w:r>
+        <w:rPr>
+          <w:rFonts w:ascii="Comic Sans MS" w:hAnsi="Comic Sans MS"/>
+        </w:rPr>
+        <w:t>. Герой решает сохранить интересный ингредиент, оставит на потом</w:t>
       </w:r>
     </w:p>
     <w:p>
@@ -631,7 +685,19 @@
         <w:rPr>
           <w:rFonts w:ascii="Comic Sans MS" w:hAnsi="Comic Sans MS"/>
         </w:rPr>
-        <w:t>Во время обслуживания одной счастливой семьи за столиком второго этажа герой встречает бывшего сотрудника этого ресторана. Если правильно его накормить, то посетитель поймет, что героя насильно держат на этой работе, как и всех лучших поваров этого ресторана, включая самого посетителя с семьей. У мужчины появляется жалость к главному герою, и посетитель протягивает ему ключ от черного хода, который когда-то также дал ему в свои годы некий сотрудник. После этого повар может пойти в подсобку и воспользоваться ключом, чтобы сбежать из этого ресторана и обрести свободу. Ему не выплатили последнюю зарплату, не вернули паспорт, но теперь герой также может жить счастливо, построить семью и, возможно, вернуться в этот ресторан в качестве посетителя, чтобы спасти кого-то также, как спасли его когда-то.</w:t>
+        <w:t xml:space="preserve">Во время обслуживания одной счастливой семьи за столиком второго этажа герой встречает бывшего сотрудника этого ресторана. Если правильно его накормить, то посетитель поймет, что героя насильно держат на этой работе, как и всех лучших поваров этого ресторана, включая самого посетителя с семьей. У мужчины появляется жалость к главному герою, и посетитель протягивает ему ключ от черного хода, который когда-то также дал ему в свои годы некий сотрудник. После этого повар может пойти </w:t>
+      </w:r>
+      <w:r>
+        <w:rPr>
+          <w:rFonts w:ascii="Comic Sans MS" w:hAnsi="Comic Sans MS"/>
+        </w:rPr>
+        <w:t xml:space="preserve">на склад </w:t>
+      </w:r>
+      <w:r>
+        <w:rPr>
+          <w:rFonts w:ascii="Comic Sans MS" w:hAnsi="Comic Sans MS"/>
+        </w:rPr>
+        <w:t>и воспользоваться ключом, чтобы сбежать из этого ресторана и обрести свободу. Ему не выплатили последнюю зарплату, не вернули паспорт, но теперь герой также может жить счастливо, построить семью и, возможно, вернуться в этот ресторан в качестве посетителя, чтобы спасти кого-то также, как спасли его когда-то.</w:t>
       </w:r>
     </w:p>
     <w:p>
@@ -797,8 +863,16 @@
         <w:rPr>
           <w:rFonts w:ascii="Comic Sans MS" w:hAnsi="Comic Sans MS"/>
         </w:rPr>
-        <w:t>Любители текстовых квестов</w:t>
-      </w:r>
+        <w:t xml:space="preserve">Любители текстовых </w:t>
+      </w:r>
+      <w:proofErr w:type="spellStart"/>
+      <w:r>
+        <w:rPr>
+          <w:rFonts w:ascii="Comic Sans MS" w:hAnsi="Comic Sans MS"/>
+        </w:rPr>
+        <w:t>квестов</w:t>
+      </w:r>
+      <w:proofErr w:type="spellEnd"/>
     </w:p>
     <w:p>
       <w:pPr>
@@ -986,7 +1060,19 @@
           <w:rFonts w:ascii="Comic Sans MS" w:hAnsi="Comic Sans MS"/>
         </w:rPr>
         <w:lastRenderedPageBreak/>
-        <w:t>Выбор правильного рецепта (после того как клиент озвучил пожелание игрок выбирает из списка рецептов подходящий. При правильном выборе игрок идет в подсобку за ингредиентами и на кухню чтобы собрать блюдо. При неверном выборе шкала терпения клиента падает на одно значение и дается новая попытка. При снижении терпения до нуля клиент уходит)</w:t>
+        <w:t>Выбор правильного рецепта (после того как клиент озвучил пожелание игрок выбирает из списка рецептов подходящий. При правильном</w:t>
+      </w:r>
+      <w:r>
+        <w:rPr>
+          <w:rFonts w:ascii="Comic Sans MS" w:hAnsi="Comic Sans MS"/>
+        </w:rPr>
+        <w:t xml:space="preserve"> выборе игрок идет на склад </w:t>
+      </w:r>
+      <w:r>
+        <w:rPr>
+          <w:rFonts w:ascii="Comic Sans MS" w:hAnsi="Comic Sans MS"/>
+        </w:rPr>
+        <w:t>за ингредиентами и на кухню чтобы собрать блюдо. При неверном выборе шкала терпения клиента падает на одно значение и дается новая попытка. При снижении терпения до нуля клиент уходит)</w:t>
       </w:r>
     </w:p>
     <w:p>
@@ -1022,7 +1108,13 @@
         <w:rPr>
           <w:rFonts w:ascii="Comic Sans MS" w:hAnsi="Comic Sans MS"/>
         </w:rPr>
-        <w:t>ингредиентов в подсобке (ограничение инвентаря 5 слотов, можно взять любой доступный ингредиент и выбросить лишний, если необходимо место)</w:t>
+        <w:t xml:space="preserve">ингредиентов на складе </w:t>
+      </w:r>
+      <w:r>
+        <w:rPr>
+          <w:rFonts w:ascii="Comic Sans MS" w:hAnsi="Comic Sans MS"/>
+        </w:rPr>
+        <w:t>(ограничение инвентаря 5 слотов, можно взять любой доступный ингредиент и выбросить лишний, если необходимо место)</w:t>
       </w:r>
     </w:p>
     <w:p>
@@ -1088,7 +1180,19 @@
         <w:rPr>
           <w:rFonts w:ascii="Comic Sans MS" w:hAnsi="Comic Sans MS"/>
         </w:rPr>
-        <w:t>Прокачка рецептов (стоимость – 1 очко. 1 очко получают при выполнении каждых 5-ти правильных заказов</w:t>
+        <w:t>Прокачка рецептов (стоимость – 1 очко</w:t>
+      </w:r>
+      <w:r>
+        <w:rPr>
+          <w:rFonts w:ascii="Comic Sans MS" w:hAnsi="Comic Sans MS"/>
+        </w:rPr>
+        <w:t xml:space="preserve"> прокачки</w:t>
+      </w:r>
+      <w:r>
+        <w:rPr>
+          <w:rFonts w:ascii="Comic Sans MS" w:hAnsi="Comic Sans MS"/>
+        </w:rPr>
+        <w:t>. 1 очко получают при выполнении каждых 5-ти правильных заказов</w:t>
       </w:r>
       <w:r>
         <w:rPr>
@@ -1139,7 +1243,19 @@
         <w:rPr>
           <w:rFonts w:ascii="Comic Sans MS" w:hAnsi="Comic Sans MS"/>
         </w:rPr>
-        <w:t>.4 стартовых рецепта есть у игрока по умолчанию. Затем на уровнях можно найти рецепты. На 1 этаже есть 4 рецепта, на 2 этаже 3 рецепта и на 3 этаже тоже три рецепта. Рецепты лежат в зале (можно найти газету и вычитать там рецепт/найти визитку с рецептом на столе критика), на кухне и в подсобке. На всех игровых локациях</w:t>
+        <w:t>.4 стартовых рецепта есть у игрока по умолчанию. Затем на уровнях можно найти рецепты. На 1 этаже есть 4 рецепта, на 2 этаже 3 рецепта и на 3 этаже тоже три рецепта. Рецепты лежат в зале (можно найти газету и вычитать там рецепт/найти визитку с рецептом</w:t>
+      </w:r>
+      <w:r>
+        <w:rPr>
+          <w:rFonts w:ascii="Comic Sans MS" w:hAnsi="Comic Sans MS"/>
+        </w:rPr>
+        <w:t xml:space="preserve"> на столе критика), на кухне и на складе</w:t>
+      </w:r>
+      <w:r>
+        <w:rPr>
+          <w:rFonts w:ascii="Comic Sans MS" w:hAnsi="Comic Sans MS"/>
+        </w:rPr>
+        <w:t>. На всех игровых локациях</w:t>
       </w:r>
       <w:r>
         <w:rPr>
@@ -1169,137 +1285,301 @@
           <w:rFonts w:ascii="Comic Sans MS" w:hAnsi="Comic Sans MS"/>
         </w:rPr>
       </w:pPr>
-      <w:r>
-        <w:rPr>
-          <w:rFonts w:ascii="Comic Sans MS" w:hAnsi="Comic Sans MS"/>
-        </w:rPr>
-        <w:t>кофе(кофейные зерна+сахар)</w:t>
-      </w:r>
-    </w:p>
-    <w:p>
-      <w:pPr>
-        <w:pStyle w:val="a3"/>
-        <w:rPr>
-          <w:rFonts w:ascii="Comic Sans MS" w:hAnsi="Comic Sans MS"/>
-        </w:rPr>
-      </w:pPr>
-      <w:r>
-        <w:rPr>
-          <w:rFonts w:ascii="Comic Sans MS" w:hAnsi="Comic Sans MS"/>
-        </w:rPr>
-        <w:t>сэндвич(хлеб+ветчина)</w:t>
-      </w:r>
-    </w:p>
-    <w:p>
-      <w:pPr>
-        <w:pStyle w:val="a3"/>
-        <w:rPr>
-          <w:rFonts w:ascii="Comic Sans MS" w:hAnsi="Comic Sans MS"/>
-        </w:rPr>
-      </w:pPr>
-      <w:r>
-        <w:rPr>
-          <w:rFonts w:ascii="Comic Sans MS" w:hAnsi="Comic Sans MS"/>
-        </w:rPr>
-        <w:t>салат «майонезный а-ля шлепок»(салат+майонез+помидор)</w:t>
-      </w:r>
-    </w:p>
-    <w:p>
-      <w:pPr>
-        <w:pStyle w:val="a3"/>
-        <w:rPr>
-          <w:rFonts w:ascii="Comic Sans MS" w:hAnsi="Comic Sans MS"/>
-        </w:rPr>
-      </w:pPr>
-      <w:r>
-        <w:rPr>
-          <w:rFonts w:ascii="Comic Sans MS" w:hAnsi="Comic Sans MS"/>
-        </w:rPr>
-        <w:t>паста с томатами(тесто+помидор+ветчина+сыр)</w:t>
-      </w:r>
-    </w:p>
-    <w:p>
-      <w:pPr>
-        <w:pStyle w:val="a3"/>
-        <w:rPr>
-          <w:rFonts w:ascii="Comic Sans MS" w:hAnsi="Comic Sans MS"/>
-        </w:rPr>
-      </w:pPr>
-      <w:r>
-        <w:rPr>
-          <w:rFonts w:ascii="Comic Sans MS" w:hAnsi="Comic Sans MS"/>
-        </w:rPr>
-        <w:t>гренки(хлеб+чеснок)</w:t>
-      </w:r>
-    </w:p>
-    <w:p>
-      <w:pPr>
-        <w:pStyle w:val="a3"/>
-        <w:rPr>
-          <w:rFonts w:ascii="Comic Sans MS" w:hAnsi="Comic Sans MS"/>
-        </w:rPr>
-      </w:pPr>
-      <w:r>
-        <w:rPr>
-          <w:rFonts w:ascii="Comic Sans MS" w:hAnsi="Comic Sans MS"/>
-        </w:rPr>
-        <w:t>шоколадное пиво (пиво+шоколад)</w:t>
-      </w:r>
-    </w:p>
-    <w:p>
-      <w:pPr>
-        <w:pStyle w:val="a3"/>
-        <w:rPr>
-          <w:rFonts w:ascii="Comic Sans MS" w:hAnsi="Comic Sans MS"/>
-        </w:rPr>
-      </w:pPr>
-      <w:r>
-        <w:rPr>
-          <w:rFonts w:ascii="Comic Sans MS" w:hAnsi="Comic Sans MS"/>
-        </w:rPr>
-        <w:t>брускеты(хлеб+помидор+чеснок)</w:t>
-      </w:r>
-    </w:p>
-    <w:p>
-      <w:pPr>
-        <w:pStyle w:val="a3"/>
-        <w:rPr>
-          <w:rFonts w:ascii="Comic Sans MS" w:hAnsi="Comic Sans MS"/>
-        </w:rPr>
-      </w:pPr>
-      <w:r>
-        <w:rPr>
-          <w:rFonts w:ascii="Comic Sans MS" w:hAnsi="Comic Sans MS"/>
-        </w:rPr>
-        <w:t>луковый суп(лук+сыр+хлеб)</w:t>
-      </w:r>
-    </w:p>
-    <w:p>
-      <w:pPr>
-        <w:pStyle w:val="a3"/>
-        <w:rPr>
-          <w:rFonts w:ascii="Comic Sans MS" w:hAnsi="Comic Sans MS"/>
-        </w:rPr>
-      </w:pPr>
-      <w:r>
-        <w:rPr>
-          <w:rFonts w:ascii="Comic Sans MS" w:hAnsi="Comic Sans MS"/>
-        </w:rPr>
-        <w:t>пицца с ананасом(тесто+ананас+сыр+мясо)</w:t>
-      </w:r>
-    </w:p>
-    <w:p>
-      <w:pPr>
-        <w:pStyle w:val="a3"/>
-        <w:rPr>
-          <w:rFonts w:ascii="Comic Sans MS" w:hAnsi="Comic Sans MS"/>
-        </w:rPr>
-      </w:pPr>
-      <w:r>
-        <w:rPr>
-          <w:rFonts w:ascii="Comic Sans MS" w:hAnsi="Comic Sans MS"/>
-        </w:rPr>
-        <w:t>рыбный стейк(рыба+помидор+рис)</w:t>
+      <w:proofErr w:type="gramStart"/>
+      <w:r>
+        <w:rPr>
+          <w:rFonts w:ascii="Comic Sans MS" w:hAnsi="Comic Sans MS"/>
+        </w:rPr>
+        <w:t>кофе(</w:t>
+      </w:r>
+      <w:proofErr w:type="gramEnd"/>
+      <w:r>
+        <w:rPr>
+          <w:rFonts w:ascii="Comic Sans MS" w:hAnsi="Comic Sans MS"/>
+        </w:rPr>
+        <w:t xml:space="preserve">кофейные </w:t>
+      </w:r>
+      <w:proofErr w:type="spellStart"/>
+      <w:r>
+        <w:rPr>
+          <w:rFonts w:ascii="Comic Sans MS" w:hAnsi="Comic Sans MS"/>
+        </w:rPr>
+        <w:t>зерна+сахар</w:t>
+      </w:r>
+      <w:proofErr w:type="spellEnd"/>
+      <w:r>
+        <w:rPr>
+          <w:rFonts w:ascii="Comic Sans MS" w:hAnsi="Comic Sans MS"/>
+        </w:rPr>
+        <w:t>)</w:t>
+      </w:r>
+    </w:p>
+    <w:p>
+      <w:pPr>
+        <w:pStyle w:val="a3"/>
+        <w:rPr>
+          <w:rFonts w:ascii="Comic Sans MS" w:hAnsi="Comic Sans MS"/>
+        </w:rPr>
+      </w:pPr>
+      <w:r>
+        <w:rPr>
+          <w:rFonts w:ascii="Comic Sans MS" w:hAnsi="Comic Sans MS"/>
+        </w:rPr>
+        <w:t>сэндвич(</w:t>
+      </w:r>
+      <w:proofErr w:type="spellStart"/>
+      <w:r>
+        <w:rPr>
+          <w:rFonts w:ascii="Comic Sans MS" w:hAnsi="Comic Sans MS"/>
+        </w:rPr>
+        <w:t>хлеб+ветчина</w:t>
+      </w:r>
+      <w:proofErr w:type="spellEnd"/>
+      <w:r>
+        <w:rPr>
+          <w:rFonts w:ascii="Comic Sans MS" w:hAnsi="Comic Sans MS"/>
+        </w:rPr>
+        <w:t>)</w:t>
+      </w:r>
+    </w:p>
+    <w:p>
+      <w:pPr>
+        <w:pStyle w:val="a3"/>
+        <w:rPr>
+          <w:rFonts w:ascii="Comic Sans MS" w:hAnsi="Comic Sans MS"/>
+        </w:rPr>
+      </w:pPr>
+      <w:r>
+        <w:rPr>
+          <w:rFonts w:ascii="Comic Sans MS" w:hAnsi="Comic Sans MS"/>
+        </w:rPr>
+        <w:t xml:space="preserve">салат «майонезный а-ля </w:t>
+      </w:r>
+      <w:proofErr w:type="gramStart"/>
+      <w:r>
+        <w:rPr>
+          <w:rFonts w:ascii="Comic Sans MS" w:hAnsi="Comic Sans MS"/>
+        </w:rPr>
+        <w:t>шлепок»(</w:t>
+      </w:r>
+      <w:proofErr w:type="spellStart"/>
+      <w:proofErr w:type="gramEnd"/>
+      <w:r>
+        <w:rPr>
+          <w:rFonts w:ascii="Comic Sans MS" w:hAnsi="Comic Sans MS"/>
+        </w:rPr>
+        <w:t>салат+майонез+помидор</w:t>
+      </w:r>
+      <w:proofErr w:type="spellEnd"/>
+      <w:r>
+        <w:rPr>
+          <w:rFonts w:ascii="Comic Sans MS" w:hAnsi="Comic Sans MS"/>
+        </w:rPr>
+        <w:t>)</w:t>
+      </w:r>
+    </w:p>
+    <w:p>
+      <w:pPr>
+        <w:pStyle w:val="a3"/>
+        <w:rPr>
+          <w:rFonts w:ascii="Comic Sans MS" w:hAnsi="Comic Sans MS"/>
+        </w:rPr>
+      </w:pPr>
+      <w:r>
+        <w:rPr>
+          <w:rFonts w:ascii="Comic Sans MS" w:hAnsi="Comic Sans MS"/>
+        </w:rPr>
+        <w:t>паста с томатами(</w:t>
+      </w:r>
+      <w:proofErr w:type="spellStart"/>
+      <w:r>
+        <w:rPr>
+          <w:rFonts w:ascii="Comic Sans MS" w:hAnsi="Comic Sans MS"/>
+        </w:rPr>
+        <w:t>тесто+помидор+ветчина+сыр</w:t>
+      </w:r>
+      <w:proofErr w:type="spellEnd"/>
+      <w:r>
+        <w:rPr>
+          <w:rFonts w:ascii="Comic Sans MS" w:hAnsi="Comic Sans MS"/>
+        </w:rPr>
+        <w:t>)</w:t>
+      </w:r>
+    </w:p>
+    <w:p>
+      <w:pPr>
+        <w:pStyle w:val="a3"/>
+        <w:rPr>
+          <w:rFonts w:ascii="Comic Sans MS" w:hAnsi="Comic Sans MS"/>
+        </w:rPr>
+      </w:pPr>
+      <w:r>
+        <w:rPr>
+          <w:rFonts w:ascii="Comic Sans MS" w:hAnsi="Comic Sans MS"/>
+        </w:rPr>
+        <w:t>гренки(</w:t>
+      </w:r>
+      <w:proofErr w:type="spellStart"/>
+      <w:r>
+        <w:rPr>
+          <w:rFonts w:ascii="Comic Sans MS" w:hAnsi="Comic Sans MS"/>
+        </w:rPr>
+        <w:t>хлеб+чеснок</w:t>
+      </w:r>
+      <w:proofErr w:type="spellEnd"/>
+      <w:r>
+        <w:rPr>
+          <w:rFonts w:ascii="Comic Sans MS" w:hAnsi="Comic Sans MS"/>
+        </w:rPr>
+        <w:t>)</w:t>
+      </w:r>
+    </w:p>
+    <w:p>
+      <w:pPr>
+        <w:pStyle w:val="a3"/>
+        <w:rPr>
+          <w:rFonts w:ascii="Comic Sans MS" w:hAnsi="Comic Sans MS"/>
+        </w:rPr>
+      </w:pPr>
+      <w:r>
+        <w:rPr>
+          <w:rFonts w:ascii="Comic Sans MS" w:hAnsi="Comic Sans MS"/>
+        </w:rPr>
+        <w:t>шоколадное пиво (</w:t>
+      </w:r>
+      <w:proofErr w:type="spellStart"/>
+      <w:r>
+        <w:rPr>
+          <w:rFonts w:ascii="Comic Sans MS" w:hAnsi="Comic Sans MS"/>
+        </w:rPr>
+        <w:t>пиво+шоколад</w:t>
+      </w:r>
+      <w:proofErr w:type="spellEnd"/>
+      <w:r>
+        <w:rPr>
+          <w:rFonts w:ascii="Comic Sans MS" w:hAnsi="Comic Sans MS"/>
+        </w:rPr>
+        <w:t>)</w:t>
+      </w:r>
+    </w:p>
+    <w:p>
+      <w:pPr>
+        <w:pStyle w:val="a3"/>
+        <w:rPr>
+          <w:rFonts w:ascii="Comic Sans MS" w:hAnsi="Comic Sans MS"/>
+        </w:rPr>
+      </w:pPr>
+      <w:proofErr w:type="spellStart"/>
+      <w:r>
+        <w:rPr>
+          <w:rFonts w:ascii="Comic Sans MS" w:hAnsi="Comic Sans MS"/>
+        </w:rPr>
+        <w:t>брускеты</w:t>
+      </w:r>
+      <w:proofErr w:type="spellEnd"/>
+      <w:r>
+        <w:rPr>
+          <w:rFonts w:ascii="Comic Sans MS" w:hAnsi="Comic Sans MS"/>
+        </w:rPr>
+        <w:t>(</w:t>
+      </w:r>
+      <w:proofErr w:type="spellStart"/>
+      <w:r>
+        <w:rPr>
+          <w:rFonts w:ascii="Comic Sans MS" w:hAnsi="Comic Sans MS"/>
+        </w:rPr>
+        <w:t>хлеб+помидор+чеснок</w:t>
+      </w:r>
+      <w:proofErr w:type="spellEnd"/>
+      <w:r>
+        <w:rPr>
+          <w:rFonts w:ascii="Comic Sans MS" w:hAnsi="Comic Sans MS"/>
+        </w:rPr>
+        <w:t>)</w:t>
+      </w:r>
+    </w:p>
+    <w:p>
+      <w:pPr>
+        <w:pStyle w:val="a3"/>
+        <w:rPr>
+          <w:rFonts w:ascii="Comic Sans MS" w:hAnsi="Comic Sans MS"/>
+        </w:rPr>
+      </w:pPr>
+      <w:r>
+        <w:rPr>
+          <w:rFonts w:ascii="Comic Sans MS" w:hAnsi="Comic Sans MS"/>
+        </w:rPr>
+        <w:t>луковый суп(</w:t>
+      </w:r>
+      <w:proofErr w:type="spellStart"/>
+      <w:r>
+        <w:rPr>
+          <w:rFonts w:ascii="Comic Sans MS" w:hAnsi="Comic Sans MS"/>
+        </w:rPr>
+        <w:t>лук+сыр+хлеб</w:t>
+      </w:r>
+      <w:proofErr w:type="spellEnd"/>
+      <w:r>
+        <w:rPr>
+          <w:rFonts w:ascii="Comic Sans MS" w:hAnsi="Comic Sans MS"/>
+        </w:rPr>
+        <w:t>)</w:t>
+      </w:r>
+    </w:p>
+    <w:p>
+      <w:pPr>
+        <w:pStyle w:val="a3"/>
+        <w:rPr>
+          <w:rFonts w:ascii="Comic Sans MS" w:hAnsi="Comic Sans MS"/>
+        </w:rPr>
+      </w:pPr>
+      <w:r>
+        <w:rPr>
+          <w:rFonts w:ascii="Comic Sans MS" w:hAnsi="Comic Sans MS"/>
+        </w:rPr>
+        <w:t>пицца с ананасом(</w:t>
+      </w:r>
+      <w:proofErr w:type="spellStart"/>
+      <w:r>
+        <w:rPr>
+          <w:rFonts w:ascii="Comic Sans MS" w:hAnsi="Comic Sans MS"/>
+        </w:rPr>
+        <w:t>тесто+ананас+сыр+мясо</w:t>
+      </w:r>
+      <w:proofErr w:type="spellEnd"/>
+      <w:r>
+        <w:rPr>
+          <w:rFonts w:ascii="Comic Sans MS" w:hAnsi="Comic Sans MS"/>
+        </w:rPr>
+        <w:t>)</w:t>
+      </w:r>
+    </w:p>
+    <w:p>
+      <w:pPr>
+        <w:pStyle w:val="a3"/>
+        <w:rPr>
+          <w:rFonts w:ascii="Comic Sans MS" w:hAnsi="Comic Sans MS"/>
+        </w:rPr>
+      </w:pPr>
+      <w:r>
+        <w:rPr>
+          <w:rFonts w:ascii="Comic Sans MS" w:hAnsi="Comic Sans MS"/>
+        </w:rPr>
+        <w:t>рыбный стейк(</w:t>
+      </w:r>
+      <w:proofErr w:type="spellStart"/>
+      <w:r>
+        <w:rPr>
+          <w:rFonts w:ascii="Comic Sans MS" w:hAnsi="Comic Sans MS"/>
+        </w:rPr>
+        <w:t>рыба+помидор+рис</w:t>
+      </w:r>
+      <w:proofErr w:type="spellEnd"/>
+      <w:r>
+        <w:rPr>
+          <w:rFonts w:ascii="Comic Sans MS" w:hAnsi="Comic Sans MS"/>
+        </w:rPr>
+        <w:t>)</w:t>
       </w:r>
     </w:p>
     <w:p>
@@ -1315,6 +1595,7 @@
         </w:rPr>
         <w:t xml:space="preserve">торт </w:t>
       </w:r>
+      <w:proofErr w:type="gramStart"/>
       <w:r>
         <w:rPr>
           <w:rFonts w:ascii="Comic Sans MS" w:hAnsi="Comic Sans MS"/>
@@ -1325,7 +1606,36 @@
         <w:rPr>
           <w:rFonts w:ascii="Comic Sans MS" w:hAnsi="Comic Sans MS"/>
         </w:rPr>
-        <w:t>(тесто+сливочное масло+сахар)</w:t>
+        <w:t>(</w:t>
+      </w:r>
+      <w:proofErr w:type="spellStart"/>
+      <w:proofErr w:type="gramEnd"/>
+      <w:r>
+        <w:rPr>
+          <w:rFonts w:ascii="Comic Sans MS" w:hAnsi="Comic Sans MS"/>
+        </w:rPr>
+        <w:t>тесто+сливочное</w:t>
+      </w:r>
+      <w:proofErr w:type="spellEnd"/>
+      <w:r>
+        <w:rPr>
+          <w:rFonts w:ascii="Comic Sans MS" w:hAnsi="Comic Sans MS"/>
+        </w:rPr>
+        <w:t xml:space="preserve"> </w:t>
+      </w:r>
+      <w:proofErr w:type="spellStart"/>
+      <w:r>
+        <w:rPr>
+          <w:rFonts w:ascii="Comic Sans MS" w:hAnsi="Comic Sans MS"/>
+        </w:rPr>
+        <w:t>масло+сахар</w:t>
+      </w:r>
+      <w:proofErr w:type="spellEnd"/>
+      <w:r>
+        <w:rPr>
+          <w:rFonts w:ascii="Comic Sans MS" w:hAnsi="Comic Sans MS"/>
+        </w:rPr>
+        <w:t>)</w:t>
       </w:r>
     </w:p>
     <w:p>
@@ -1341,25 +1651,47 @@
         </w:rPr>
         <w:t>стейк с пряной грушей(</w:t>
       </w:r>
-      <w:r>
-        <w:rPr>
-          <w:rFonts w:ascii="Comic Sans MS" w:hAnsi="Comic Sans MS"/>
-        </w:rPr>
-        <w:t>мясо+груша+вино)</w:t>
-      </w:r>
-    </w:p>
-    <w:p>
-      <w:pPr>
-        <w:pStyle w:val="a3"/>
-        <w:rPr>
-          <w:rFonts w:ascii="Comic Sans MS" w:hAnsi="Comic Sans MS"/>
-        </w:rPr>
-      </w:pPr>
-      <w:r>
-        <w:rPr>
-          <w:rFonts w:ascii="Comic Sans MS" w:hAnsi="Comic Sans MS"/>
-        </w:rPr>
-        <w:t>лазанья(тесто+мясо+помидор+сыр)</w:t>
+      <w:proofErr w:type="spellStart"/>
+      <w:r>
+        <w:rPr>
+          <w:rFonts w:ascii="Comic Sans MS" w:hAnsi="Comic Sans MS"/>
+        </w:rPr>
+        <w:t>мясо+груша+вино</w:t>
+      </w:r>
+      <w:proofErr w:type="spellEnd"/>
+      <w:r>
+        <w:rPr>
+          <w:rFonts w:ascii="Comic Sans MS" w:hAnsi="Comic Sans MS"/>
+        </w:rPr>
+        <w:t>)</w:t>
+      </w:r>
+    </w:p>
+    <w:p>
+      <w:pPr>
+        <w:pStyle w:val="a3"/>
+        <w:rPr>
+          <w:rFonts w:ascii="Comic Sans MS" w:hAnsi="Comic Sans MS"/>
+        </w:rPr>
+      </w:pPr>
+      <w:r>
+        <w:rPr>
+          <w:rFonts w:ascii="Comic Sans MS" w:hAnsi="Comic Sans MS"/>
+        </w:rPr>
+        <w:t>лазанья(</w:t>
+      </w:r>
+      <w:proofErr w:type="spellStart"/>
+      <w:r>
+        <w:rPr>
+          <w:rFonts w:ascii="Comic Sans MS" w:hAnsi="Comic Sans MS"/>
+        </w:rPr>
+        <w:t>тесто+мясо+помидор+сыр</w:t>
+      </w:r>
+      <w:proofErr w:type="spellEnd"/>
+      <w:r>
+        <w:rPr>
+          <w:rFonts w:ascii="Comic Sans MS" w:hAnsi="Comic Sans MS"/>
+        </w:rPr>
+        <w:t>)</w:t>
       </w:r>
     </w:p>
     <w:p>
@@ -1379,7 +1711,21 @@
         <w:rPr>
           <w:rFonts w:ascii="Comic Sans MS" w:hAnsi="Comic Sans MS"/>
         </w:rPr>
-        <w:t>(рыба+лук+свекла+майонез)</w:t>
+        <w:t>(</w:t>
+      </w:r>
+      <w:proofErr w:type="spellStart"/>
+      <w:r>
+        <w:rPr>
+          <w:rFonts w:ascii="Comic Sans MS" w:hAnsi="Comic Sans MS"/>
+        </w:rPr>
+        <w:t>рыба+лук+свекла+майонез</w:t>
+      </w:r>
+      <w:proofErr w:type="spellEnd"/>
+      <w:r>
+        <w:rPr>
+          <w:rFonts w:ascii="Comic Sans MS" w:hAnsi="Comic Sans MS"/>
+        </w:rPr>
+        <w:t>)</w:t>
       </w:r>
     </w:p>
     <w:p>
@@ -1427,7 +1773,19 @@
         <w:rPr>
           <w:rFonts w:ascii="Comic Sans MS" w:hAnsi="Comic Sans MS"/>
         </w:rPr>
-        <w:t>Обновление подсобок на новых уровнях</w:t>
+        <w:t xml:space="preserve">Обновление </w:t>
+      </w:r>
+      <w:r>
+        <w:rPr>
+          <w:rFonts w:ascii="Comic Sans MS" w:hAnsi="Comic Sans MS"/>
+        </w:rPr>
+        <w:t>складов</w:t>
+      </w:r>
+      <w:r>
+        <w:rPr>
+          <w:rFonts w:ascii="Comic Sans MS" w:hAnsi="Comic Sans MS"/>
+        </w:rPr>
+        <w:t xml:space="preserve"> на новых уровнях</w:t>
       </w:r>
       <w:r>
         <w:rPr>
@@ -1512,13 +1870,31 @@
         <w:rPr>
           <w:rFonts w:ascii="Comic Sans MS" w:hAnsi="Comic Sans MS"/>
         </w:rPr>
-        <w:t>в подсобке (всего 19</w:t>
-      </w:r>
-      <w:r>
-        <w:rPr>
-          <w:rFonts w:ascii="Comic Sans MS" w:hAnsi="Comic Sans MS"/>
-        </w:rPr>
-        <w:t xml:space="preserve"> различных ингредиентов. 1 предмет = 1 слот в инвентаре. Для приготовления одного блюда нужно от двух до четырех ингредиентов)</w:t>
+        <w:t xml:space="preserve">на складе </w:t>
+      </w:r>
+      <w:r>
+        <w:rPr>
+          <w:rFonts w:ascii="Comic Sans MS" w:hAnsi="Comic Sans MS"/>
+        </w:rPr>
+        <w:t>(всего 19</w:t>
+      </w:r>
+      <w:r>
+        <w:rPr>
+          <w:rFonts w:ascii="Comic Sans MS" w:hAnsi="Comic Sans MS"/>
+        </w:rPr>
+        <w:t xml:space="preserve"> различных ингредиентов. 1 предмет = 1 слот в инвентаре. Для приготовления одного блюда нужно от двух до четырех ингредиентов</w:t>
+      </w:r>
+      <w:r>
+        <w:rPr>
+          <w:rFonts w:ascii="Comic Sans MS" w:hAnsi="Comic Sans MS"/>
+        </w:rPr>
+        <w:t>. На каждом этаже склад новый. Содержит старые и новые ингредиенты, которые нужны для приготовления новых блюд на этаже</w:t>
+      </w:r>
+      <w:r>
+        <w:rPr>
+          <w:rFonts w:ascii="Comic Sans MS" w:hAnsi="Comic Sans MS"/>
+        </w:rPr>
+        <w:t>)</w:t>
       </w:r>
     </w:p>
     <w:p>
@@ -1542,8 +1918,6 @@
           <w:rFonts w:ascii="Comic Sans MS" w:hAnsi="Comic Sans MS"/>
         </w:rPr>
       </w:pPr>
-      <w:bookmarkStart w:id="0" w:name="_GoBack"/>
-      <w:bookmarkEnd w:id="0"/>
       <w:r>
         <w:rPr>
           <w:rFonts w:ascii="Comic Sans MS" w:hAnsi="Comic Sans MS"/>
@@ -1566,7 +1940,19 @@
         <w:rPr>
           <w:rFonts w:ascii="Comic Sans MS" w:hAnsi="Comic Sans MS"/>
         </w:rPr>
-        <w:t>Три сюжетных элемента для рецепта не занимают слот в инвентаре (облегчает нагрузку на распределение ресурсов игрока в слоты)</w:t>
+        <w:t>Три сюжетных элемента для рецепта не занимают слот в инвентаре (облегчает нагрузку на распределение ресурсов игрока в слоты</w:t>
+      </w:r>
+      <w:r>
+        <w:rPr>
+          <w:rFonts w:ascii="Comic Sans MS" w:hAnsi="Comic Sans MS"/>
+        </w:rPr>
+        <w:t>. Эти предметы игрок не может пропустить по ходу прохождения</w:t>
+      </w:r>
+      <w:r>
+        <w:rPr>
+          <w:rFonts w:ascii="Comic Sans MS" w:hAnsi="Comic Sans MS"/>
+        </w:rPr>
+        <w:t>)</w:t>
       </w:r>
     </w:p>
     <w:p>
@@ -1621,7 +2007,19 @@
         <w:rPr>
           <w:rFonts w:ascii="Comic Sans MS" w:hAnsi="Comic Sans MS"/>
         </w:rPr>
-        <w:t xml:space="preserve">Клиенты. Во время конфликта с клиентом задача игрока выбрать правильное блюдо, которое хочет клиент. Иногда клиент может прямо </w:t>
+        <w:t xml:space="preserve">Клиенты. Во время </w:t>
+      </w:r>
+      <w:r>
+        <w:rPr>
+          <w:rFonts w:ascii="Comic Sans MS" w:hAnsi="Comic Sans MS"/>
+        </w:rPr>
+        <w:t>взаимодействия</w:t>
+      </w:r>
+      <w:r>
+        <w:rPr>
+          <w:rFonts w:ascii="Comic Sans MS" w:hAnsi="Comic Sans MS"/>
+        </w:rPr>
+        <w:t xml:space="preserve"> с клиентом задача игрока выбрать правильное блюдо, которое хочет клиент. Иногда клиент может прямо </w:t>
       </w:r>
       <w:r>
         <w:rPr>
@@ -1633,13 +2031,37 @@
         <w:rPr>
           <w:rFonts w:ascii="Comic Sans MS" w:hAnsi="Comic Sans MS"/>
         </w:rPr>
-        <w:t xml:space="preserve">что именно хочет, но чаще клиент озвучивает, что хотел бы получить по описанию, а не конкретное блюдо. При неправильном выборе падает одно значение их терпения. При снижении до нуля клиент уходит – игрок проигрывает конфликт. </w:t>
-      </w:r>
-      <w:r>
-        <w:rPr>
-          <w:rFonts w:ascii="Comic Sans MS" w:hAnsi="Comic Sans MS"/>
-        </w:rPr>
-        <w:t>За победу над клиентом (выборе правильного блюда) дается 1 очко игроку. Каждые 5 очков можно прокачивать 1 рецепт.</w:t>
+        <w:t>что именно хочет, но чаще клиент озвучивает, что хотел бы получить по описанию, а не конкретное блюдо. При неправильном выборе падает одно значение их терпения. При снижении до нуля клиент уходит – игрок проигрывает</w:t>
+      </w:r>
+      <w:r>
+        <w:rPr>
+          <w:rFonts w:ascii="Comic Sans MS" w:hAnsi="Comic Sans MS"/>
+        </w:rPr>
+        <w:t xml:space="preserve"> «бой» с клиентом</w:t>
+      </w:r>
+      <w:r>
+        <w:rPr>
+          <w:rFonts w:ascii="Comic Sans MS" w:hAnsi="Comic Sans MS"/>
+        </w:rPr>
+        <w:t xml:space="preserve">. </w:t>
+      </w:r>
+      <w:r>
+        <w:rPr>
+          <w:rFonts w:ascii="Comic Sans MS" w:hAnsi="Comic Sans MS"/>
+        </w:rPr>
+        <w:t>За победу над клиентом (выборе правильного блюда) дается 1 очко</w:t>
+      </w:r>
+      <w:r>
+        <w:rPr>
+          <w:rFonts w:ascii="Comic Sans MS" w:hAnsi="Comic Sans MS"/>
+        </w:rPr>
+        <w:t xml:space="preserve"> прокачки</w:t>
+      </w:r>
+      <w:r>
+        <w:rPr>
+          <w:rFonts w:ascii="Comic Sans MS" w:hAnsi="Comic Sans MS"/>
+        </w:rPr>
+        <w:t xml:space="preserve"> игроку. Каждые 5 очков можно прокачивать 1 рецепт.</w:t>
       </w:r>
     </w:p>
     <w:p>
@@ -1793,7 +2215,14 @@
         <w:rPr>
           <w:rFonts w:ascii="Comic Sans MS" w:hAnsi="Comic Sans MS"/>
         </w:rPr>
-        <w:t>Для получения концовки «Самостоятельное решение» необхо</w:t>
+        <w:t xml:space="preserve">Для </w:t>
+      </w:r>
+      <w:r>
+        <w:rPr>
+          <w:rFonts w:ascii="Comic Sans MS" w:hAnsi="Comic Sans MS"/>
+        </w:rPr>
+        <w:lastRenderedPageBreak/>
+        <w:t>получения концовки «Самостоятельное решение» необхо</w:t>
       </w:r>
       <w:r>
         <w:rPr>
@@ -1818,7 +2247,6 @@
         <w:rPr>
           <w:rFonts w:ascii="Comic Sans MS" w:hAnsi="Comic Sans MS"/>
         </w:rPr>
-        <w:lastRenderedPageBreak/>
         <w:t>С увеличением количества уровней растет количество рецептов, а значит увеличивается число неподходящих рецептов гостям. На первом этаже вероятность выбрать подходящий рецепт выше, чем на третьем.</w:t>
       </w:r>
     </w:p>
@@ -1908,8 +2336,8 @@
         </w:rPr>
         <w:drawing>
           <wp:inline distT="0" distB="0" distL="0" distR="0">
-            <wp:extent cx="2865120" cy="913765"/>
-            <wp:effectExtent l="0" t="0" r="0" b="635"/>
+            <wp:extent cx="2651760" cy="845719"/>
+            <wp:effectExtent l="0" t="0" r="0" b="0"/>
             <wp:docPr id="29" name="Рисунок 29" descr="https://sun9-69.userapi.com/s/v1/ig2/CEwrBBX1AanvgcOkT21Oos1aNNdj6ZJrKYb1bmNkexuRVIYT_6M35nk7ruYv5taDV_m-DErJ8r_8C4ss9mMDpt9W.jpg?quality=95&amp;as=32x10,48x15,72x23,108x34,160x51,240x76,327x104&amp;from=bu&amp;cs=327x0"/>
             <wp:cNvGraphicFramePr>
               <a:graphicFrameLocks xmlns:a="http://schemas.openxmlformats.org/drawingml/2006/main" noChangeAspect="1"/>
@@ -1939,7 +2367,7 @@
                   <pic:spPr bwMode="auto">
                     <a:xfrm>
                       <a:off x="0" y="0"/>
-                      <a:ext cx="2931791" cy="935028"/>
+                      <a:ext cx="2740322" cy="873964"/>
                     </a:xfrm>
                     <a:prstGeom prst="rect">
                       <a:avLst/>
@@ -1974,8 +2402,8 @@
         </w:rPr>
         <w:drawing>
           <wp:inline distT="0" distB="0" distL="0" distR="0" wp14:anchorId="27B0B2A2" wp14:editId="40C1B749">
-            <wp:extent cx="2926080" cy="5467350"/>
-            <wp:effectExtent l="0" t="0" r="7620" b="0"/>
+            <wp:extent cx="2689860" cy="5025976"/>
+            <wp:effectExtent l="0" t="0" r="0" b="3810"/>
             <wp:docPr id="28" name="Рисунок 28" descr="https://sun9-55.userapi.com/s/v1/ig2/u9flaWJvdKXI5fpG97QfkDBV2XYUxDyBh7nPMu2ibl00Hk6XzSKGTqRLsdgCqqpRc-Q0WwZ5hc7AdtHzwEnEfC2p.jpg?quality=95&amp;as=32x75,48x112,72x168,108x252,160x374,240x560,337x787&amp;from=bu&amp;cs=337x0"/>
             <wp:cNvGraphicFramePr>
               <a:graphicFrameLocks xmlns:a="http://schemas.openxmlformats.org/drawingml/2006/main" noChangeAspect="1"/>
@@ -2005,7 +2433,7 @@
                   <pic:spPr bwMode="auto">
                     <a:xfrm>
                       <a:off x="0" y="0"/>
-                      <a:ext cx="2959926" cy="5530591"/>
+                      <a:ext cx="2694944" cy="5035476"/>
                     </a:xfrm>
                     <a:prstGeom prst="rect">
                       <a:avLst/>
@@ -2021,6 +2449,8 @@
           </wp:inline>
         </w:drawing>
       </w:r>
+      <w:bookmarkStart w:id="0" w:name="_GoBack"/>
+      <w:bookmarkEnd w:id="0"/>
     </w:p>
     <w:p>
       <w:pPr>
@@ -2281,7 +2711,19 @@
         <w:rPr>
           <w:rFonts w:ascii="Comic Sans MS" w:hAnsi="Comic Sans MS"/>
         </w:rPr>
-        <w:t>Правильно обслужить гостя на 2 этаже и получить ключ от черного хода. Зайти в подсобку на 2 этаже и сбежать.</w:t>
+        <w:t>Правильно обслужить гостя на 2 этаже и получит</w:t>
+      </w:r>
+      <w:r>
+        <w:rPr>
+          <w:rFonts w:ascii="Comic Sans MS" w:hAnsi="Comic Sans MS"/>
+        </w:rPr>
+        <w:t xml:space="preserve">ь ключ от черного хода. Зайти на склад </w:t>
+      </w:r>
+      <w:r>
+        <w:rPr>
+          <w:rFonts w:ascii="Comic Sans MS" w:hAnsi="Comic Sans MS"/>
+        </w:rPr>
+        <w:t>на 2 этаже и сбежать.</w:t>
       </w:r>
     </w:p>
     <w:p>
@@ -2465,7 +2907,21 @@
         <w:rPr>
           <w:rFonts w:ascii="Comic Sans MS" w:hAnsi="Comic Sans MS"/>
         </w:rPr>
-        <w:t>Шкала терпения. Гость теряет терпение, если игрок предлагает ему не то блюдо</w:t>
+        <w:t xml:space="preserve">Шкала терпения. Гость теряет терпение, если игрок предлагает ему </w:t>
+      </w:r>
+      <w:proofErr w:type="gramStart"/>
+      <w:r>
+        <w:rPr>
+          <w:rFonts w:ascii="Comic Sans MS" w:hAnsi="Comic Sans MS"/>
+        </w:rPr>
+        <w:t>не</w:t>
+      </w:r>
+      <w:proofErr w:type="gramEnd"/>
+      <w:r>
+        <w:rPr>
+          <w:rFonts w:ascii="Comic Sans MS" w:hAnsi="Comic Sans MS"/>
+        </w:rPr>
+        <w:t xml:space="preserve"> то блюдо</w:t>
       </w:r>
     </w:p>
     <w:p>
@@ -2528,6 +2984,7 @@
         </w:rPr>
         <w:t xml:space="preserve">Команда: </w:t>
       </w:r>
+      <w:proofErr w:type="spellStart"/>
       <w:r>
         <w:rPr>
           <w:rFonts w:ascii="Comic Sans MS" w:hAnsi="Comic Sans MS"/>
@@ -2535,6 +2992,7 @@
         </w:rPr>
         <w:t>mcosla</w:t>
       </w:r>
+      <w:proofErr w:type="spellEnd"/>
     </w:p>
     <w:p>
       <w:pPr>

--- a/диздок C++.docx
+++ b/диздок C++.docx
@@ -407,7 +407,19 @@
         <w:rPr>
           <w:rFonts w:ascii="Comic Sans MS" w:hAnsi="Comic Sans MS"/>
         </w:rPr>
-        <w:t xml:space="preserve">На втором этаже большие столы для больших компаний и дружный семей. </w:t>
+        <w:t xml:space="preserve">На втором этаже большие столы для больших компаний и </w:t>
+      </w:r>
+      <w:r>
+        <w:rPr>
+          <w:rFonts w:ascii="Comic Sans MS" w:hAnsi="Comic Sans MS"/>
+        </w:rPr>
+        <w:t>дружных</w:t>
+      </w:r>
+      <w:r>
+        <w:rPr>
+          <w:rFonts w:ascii="Comic Sans MS" w:hAnsi="Comic Sans MS"/>
+        </w:rPr>
+        <w:t xml:space="preserve"> семей. </w:t>
       </w:r>
     </w:p>
     <w:p>
@@ -440,7 +452,19 @@
         <w:rPr>
           <w:rFonts w:ascii="Comic Sans MS" w:hAnsi="Comic Sans MS"/>
         </w:rPr>
-        <w:t>зал. Богатые клиенты и критики посещают его, чтобы попробовать что-то необыкновенное и впечатляющее.</w:t>
+        <w:t>зал. Богатые клиенты и критики посещают его, чтобы попробовать что-</w:t>
+      </w:r>
+      <w:r>
+        <w:rPr>
+          <w:rFonts w:ascii="Comic Sans MS" w:hAnsi="Comic Sans MS"/>
+        </w:rPr>
+        <w:t>то необыкновенное</w:t>
+      </w:r>
+      <w:r>
+        <w:rPr>
+          <w:rFonts w:ascii="Comic Sans MS" w:hAnsi="Comic Sans MS"/>
+        </w:rPr>
+        <w:t>.</w:t>
       </w:r>
     </w:p>
     <w:p>
@@ -477,7 +501,13 @@
         <w:rPr>
           <w:rFonts w:ascii="Comic Sans MS" w:hAnsi="Comic Sans MS"/>
         </w:rPr>
-        <w:t xml:space="preserve"> есть закрытая дверь, ключ к которой открывает концовку, которую можно получить, если правильно обслужить клиента на втором этаже.</w:t>
+        <w:t xml:space="preserve"> есть закрытая дверь, ключ от</w:t>
+      </w:r>
+      <w:r>
+        <w:rPr>
+          <w:rFonts w:ascii="Comic Sans MS" w:hAnsi="Comic Sans MS"/>
+        </w:rPr>
+        <w:t xml:space="preserve"> которой открывает концовку, которую можно получить, если правильно обслужить клиента на втором этаже.</w:t>
       </w:r>
     </w:p>
     <w:p>
@@ -629,7 +659,19 @@
         <w:rPr>
           <w:rFonts w:ascii="Comic Sans MS" w:hAnsi="Comic Sans MS"/>
         </w:rPr>
-        <w:t>. Герой решает сохранить интересный ингредиент, оставит на потом</w:t>
+        <w:t>. Герой решает сохранить</w:t>
+      </w:r>
+      <w:r>
+        <w:rPr>
+          <w:rFonts w:ascii="Comic Sans MS" w:hAnsi="Comic Sans MS"/>
+        </w:rPr>
+        <w:t xml:space="preserve"> интересный ингредиент, оставив </w:t>
+      </w:r>
+      <w:r>
+        <w:rPr>
+          <w:rFonts w:ascii="Comic Sans MS" w:hAnsi="Comic Sans MS"/>
+        </w:rPr>
+        <w:t>на потом</w:t>
       </w:r>
     </w:p>
     <w:p>
@@ -666,7 +708,43 @@
         <w:rPr>
           <w:rFonts w:ascii="Comic Sans MS" w:hAnsi="Comic Sans MS"/>
         </w:rPr>
-        <w:t>зала героя настигает раздражительность и гнев. Гости здесь очень прихотливы и угождать им – работа героя, что не может не взбесить. Но стоит перетерпеть эту жгучую злость и настанет свобода. Точно, в идеальном блюде нужна перчинка для облегчения после, отличная мысль для рецепта</w:t>
+        <w:t xml:space="preserve">зала героя настигает раздражительность и гнев. Гости здесь очень </w:t>
+      </w:r>
+      <w:r>
+        <w:rPr>
+          <w:rFonts w:ascii="Comic Sans MS" w:hAnsi="Comic Sans MS"/>
+        </w:rPr>
+        <w:t>привередливы</w:t>
+      </w:r>
+      <w:r>
+        <w:rPr>
+          <w:rFonts w:ascii="Comic Sans MS" w:hAnsi="Comic Sans MS"/>
+        </w:rPr>
+        <w:t xml:space="preserve"> и угождать им – работа героя, что не может не </w:t>
+      </w:r>
+      <w:r>
+        <w:rPr>
+          <w:rFonts w:ascii="Comic Sans MS" w:hAnsi="Comic Sans MS"/>
+        </w:rPr>
+        <w:t>бесить</w:t>
+      </w:r>
+      <w:r>
+        <w:rPr>
+          <w:rFonts w:ascii="Comic Sans MS" w:hAnsi="Comic Sans MS"/>
+        </w:rPr>
+        <w:t xml:space="preserve">. Но стоит перетерпеть эту жгучую злость и настанет свобода. Точно, в идеальном блюде нужна перчинка для </w:t>
+      </w:r>
+      <w:r>
+        <w:rPr>
+          <w:rFonts w:ascii="Comic Sans MS" w:hAnsi="Comic Sans MS"/>
+        </w:rPr>
+        <w:t>ощущения легкости после остроты</w:t>
+      </w:r>
+      <w:r>
+        <w:rPr>
+          <w:rFonts w:ascii="Comic Sans MS" w:hAnsi="Comic Sans MS"/>
+        </w:rPr>
+        <w:t>, отличная мысль для рецепта</w:t>
       </w:r>
     </w:p>
     <w:p>
@@ -809,7 +887,19 @@
         <w:rPr>
           <w:rFonts w:ascii="Comic Sans MS" w:hAnsi="Comic Sans MS"/>
         </w:rPr>
-        <w:t>Концовка «В стенах ресторана». Если повар не смог обслужить клиентов, то шеф со зловещей ухмылкой смотрит на героя и разрывает его заявление на увольнение. Повар навсегда остается в стенах этого заведения и до последнего своего дня будет работать на шефа.</w:t>
+        <w:t xml:space="preserve">Концовка «В стенах ресторана». Если повар не смог обслужить клиентов, то шеф со зловещей ухмылкой смотрит на героя и разрывает его заявление на увольнение. Повар навсегда остается в стенах этого заведения и до </w:t>
+      </w:r>
+      <w:r>
+        <w:rPr>
+          <w:rFonts w:ascii="Comic Sans MS" w:hAnsi="Comic Sans MS"/>
+        </w:rPr>
+        <w:t>конца своих дней</w:t>
+      </w:r>
+      <w:r>
+        <w:rPr>
+          <w:rFonts w:ascii="Comic Sans MS" w:hAnsi="Comic Sans MS"/>
+        </w:rPr>
+        <w:t xml:space="preserve"> будет работать на шефа.</w:t>
       </w:r>
     </w:p>
     <w:p>
@@ -975,7 +1065,13 @@
         <w:rPr>
           <w:rFonts w:ascii="Comic Sans MS" w:hAnsi="Comic Sans MS"/>
         </w:rPr>
-        <w:t xml:space="preserve">Механика «Подбора идеального варианта». Игроку с помощью описания гостя и заказа нужно подобрать подходящее блюдо из доступных рецептов, приготовить его на кухне из набора ингредиентов и подать. Успех зависит от внимательности к деталям. </w:t>
+        <w:t>Механика подбора идеального варианта</w:t>
+      </w:r>
+      <w:r>
+        <w:rPr>
+          <w:rFonts w:ascii="Comic Sans MS" w:hAnsi="Comic Sans MS"/>
+        </w:rPr>
+        <w:t xml:space="preserve">. Игроку с помощью описания гостя и заказа нужно подобрать подходящее блюдо из доступных рецептов, приготовить его на кухне из набора ингредиентов и подать. Успех зависит от внимательности к деталям. </w:t>
       </w:r>
     </w:p>
     <w:p>
@@ -1072,7 +1168,19 @@
         <w:rPr>
           <w:rFonts w:ascii="Comic Sans MS" w:hAnsi="Comic Sans MS"/>
         </w:rPr>
-        <w:t>за ингредиентами и на кухню чтобы собрать блюдо. При неверном выборе шкала терпения клиента падает на одно значение и дается новая попытка. При снижении терпения до нуля клиент уходит)</w:t>
+        <w:t>за ингредиентами и на кухню чтобы собрать блюдо. При неверном выборе шкала терпения кл</w:t>
+      </w:r>
+      <w:r>
+        <w:rPr>
+          <w:rFonts w:ascii="Comic Sans MS" w:hAnsi="Comic Sans MS"/>
+        </w:rPr>
+        <w:t xml:space="preserve">иента падает на одно значение. После этого </w:t>
+      </w:r>
+      <w:r>
+        <w:rPr>
+          <w:rFonts w:ascii="Comic Sans MS" w:hAnsi="Comic Sans MS"/>
+        </w:rPr>
+        <w:t>дается новая попытка. При снижении терпения до нуля клиент уходит)</w:t>
       </w:r>
     </w:p>
     <w:p>
@@ -2049,7 +2157,19 @@
         <w:rPr>
           <w:rFonts w:ascii="Comic Sans MS" w:hAnsi="Comic Sans MS"/>
         </w:rPr>
-        <w:t>За победу над клиентом (выборе правильного блюда) дается 1 очко</w:t>
+        <w:t>За победу над клиентом (</w:t>
+      </w:r>
+      <w:r>
+        <w:rPr>
+          <w:rFonts w:ascii="Comic Sans MS" w:hAnsi="Comic Sans MS"/>
+        </w:rPr>
+        <w:t xml:space="preserve">при </w:t>
+      </w:r>
+      <w:r>
+        <w:rPr>
+          <w:rFonts w:ascii="Comic Sans MS" w:hAnsi="Comic Sans MS"/>
+        </w:rPr>
+        <w:t>выборе правильного блюда) дается 1 очко</w:t>
       </w:r>
       <w:r>
         <w:rPr>
@@ -2141,7 +2261,19 @@
         <w:rPr>
           <w:rFonts w:ascii="Comic Sans MS" w:hAnsi="Comic Sans MS"/>
         </w:rPr>
-        <w:t xml:space="preserve"> общая, но выше (4 единицы терпения). Подает заказы игрок по одному или двум в лучшем случае, если игроку хватит места в инвентаре. Для получения концовки «Честный повар» необходимо обслужить 2 группы (8 </w:t>
+        <w:t xml:space="preserve"> общая, но выше </w:t>
+      </w:r>
+      <w:r>
+        <w:rPr>
+          <w:rFonts w:ascii="Comic Sans MS" w:hAnsi="Comic Sans MS"/>
+        </w:rPr>
+        <w:t xml:space="preserve">остальных </w:t>
+      </w:r>
+      <w:r>
+        <w:rPr>
+          <w:rFonts w:ascii="Comic Sans MS" w:hAnsi="Comic Sans MS"/>
+        </w:rPr>
+        <w:t xml:space="preserve">(4 единицы терпения). Подает заказы игрок по одному или двум в лучшем случае, если игроку хватит места в инвентаре. Для получения концовки «Честный повар» необходимо обслужить 2 группы (8 </w:t>
       </w:r>
       <w:r>
         <w:rPr>
@@ -2286,7 +2418,25 @@
         <w:rPr>
           <w:rFonts w:ascii="Comic Sans MS" w:hAnsi="Comic Sans MS"/>
         </w:rPr>
-        <w:t>(5 слотов). Не позволяет игроку набрать всех ингредиентов и готовить все подряд и сразу. Заставляет стратегически размышлять игрока об использовании слотов.</w:t>
+        <w:t xml:space="preserve">(5 слотов). Не позволяет игроку набрать всех ингредиентов и готовить все подряд и сразу. Заставляет </w:t>
+      </w:r>
+      <w:r>
+        <w:rPr>
+          <w:rFonts w:ascii="Comic Sans MS" w:hAnsi="Comic Sans MS"/>
+        </w:rPr>
+        <w:t xml:space="preserve">игрока </w:t>
+      </w:r>
+      <w:r>
+        <w:rPr>
+          <w:rFonts w:ascii="Comic Sans MS" w:hAnsi="Comic Sans MS"/>
+        </w:rPr>
+        <w:t xml:space="preserve">стратегически </w:t>
+      </w:r>
+      <w:r>
+        <w:rPr>
+          <w:rFonts w:ascii="Comic Sans MS" w:hAnsi="Comic Sans MS"/>
+        </w:rPr>
+        <w:t>продумывать использование слотов.</w:t>
       </w:r>
     </w:p>
     <w:p>
@@ -2449,8 +2599,6 @@
           </wp:inline>
         </w:drawing>
       </w:r>
-      <w:bookmarkStart w:id="0" w:name="_GoBack"/>
-      <w:bookmarkEnd w:id="0"/>
     </w:p>
     <w:p>
       <w:pPr>
@@ -2487,7 +2635,19 @@
         <w:rPr>
           <w:rFonts w:ascii="Comic Sans MS" w:hAnsi="Comic Sans MS"/>
         </w:rPr>
-        <w:t>Победить можно достигнув одной из трех концовок.</w:t>
+        <w:t>Победить можно</w:t>
+      </w:r>
+      <w:r>
+        <w:rPr>
+          <w:rFonts w:ascii="Comic Sans MS" w:hAnsi="Comic Sans MS"/>
+        </w:rPr>
+        <w:t>,</w:t>
+      </w:r>
+      <w:r>
+        <w:rPr>
+          <w:rFonts w:ascii="Comic Sans MS" w:hAnsi="Comic Sans MS"/>
+        </w:rPr>
+        <w:t xml:space="preserve"> достигнув одной из трех концовок.</w:t>
       </w:r>
     </w:p>
     <w:p>
@@ -2769,7 +2929,51 @@
         <w:rPr>
           <w:rFonts w:ascii="Comic Sans MS" w:hAnsi="Comic Sans MS"/>
         </w:rPr>
-        <w:t>. Для получение стандартной концовки нужно обслужить минимум 6 на 1 этаже, 2 группы на 2 этаже, 3 на 3 этаже. Если на каком-то из этажей ушло слишком много клиентов и теперь игроку не хватает правильно выполненных заказов до минимума (например, на 1 этаже ушло 5 клиентов. Обслужить еще можно оставшихся пятерых, но этого не хватит до шести минимальных для победы), то игрок проигрывает. Открывается концовка «В стенах ресторана».</w:t>
+        <w:t>. Для получения</w:t>
+      </w:r>
+      <w:r>
+        <w:rPr>
+          <w:rFonts w:ascii="Comic Sans MS" w:hAnsi="Comic Sans MS"/>
+        </w:rPr>
+        <w:t xml:space="preserve"> стандартной концовки нужно обслужить минимум 6 на 1 этаже, 2 группы на 2 этаже, 3 на 3 этаже. Если на каком-то из этажей ушло слишком много клиентов</w:t>
+      </w:r>
+      <w:r>
+        <w:rPr>
+          <w:rFonts w:ascii="Comic Sans MS" w:hAnsi="Comic Sans MS"/>
+        </w:rPr>
+        <w:t>, и игрок</w:t>
+      </w:r>
+      <w:r>
+        <w:rPr>
+          <w:rFonts w:ascii="Comic Sans MS" w:hAnsi="Comic Sans MS"/>
+        </w:rPr>
+        <w:t xml:space="preserve"> не </w:t>
+      </w:r>
+      <w:r>
+        <w:rPr>
+          <w:rFonts w:ascii="Comic Sans MS" w:hAnsi="Comic Sans MS"/>
+        </w:rPr>
+        <w:t>может набрать минимум</w:t>
+      </w:r>
+      <w:r>
+        <w:rPr>
+          <w:rFonts w:ascii="Comic Sans MS" w:hAnsi="Comic Sans MS"/>
+        </w:rPr>
+        <w:t xml:space="preserve"> выполненных заказов (например, на 1 этаже ушло 5 клиентов</w:t>
+      </w:r>
+      <w:r>
+        <w:rPr>
+          <w:rFonts w:ascii="Comic Sans MS" w:hAnsi="Comic Sans MS"/>
+        </w:rPr>
+        <w:t xml:space="preserve"> – оставшихся пятерых не хватит до шести</w:t>
+      </w:r>
+      <w:bookmarkStart w:id="0" w:name="_GoBack"/>
+      <w:bookmarkEnd w:id="0"/>
+      <w:r>
+        <w:rPr>
+          <w:rFonts w:ascii="Comic Sans MS" w:hAnsi="Comic Sans MS"/>
+        </w:rPr>
+        <w:t>), то игрок проигрывает. Открывается концовка «В стенах ресторана».</w:t>
       </w:r>
     </w:p>
     <w:p>
